--- a/docx_resources/Вечірня-Утреня/В,У - Мінея/12-Грудень/28-__-20000_Нікомидії.docx
+++ b/docx_resources/Вечірня-Утреня/В,У - Мінея/12-Грудень/28-__-20000_Нікомидії.docx
@@ -89,6 +89,7 @@
         <w:rPr>
           <w:rFonts w:ascii="Times New Roman" w:hAnsi="Times New Roman" w:cs="Times New Roman"/>
           <w:b/>
+          <w:sz w:val="24"/>
         </w:rPr>
         <w:t>ВЕЧІРНЯ</w:t>
       </w:r>
@@ -1429,6 +1430,7 @@
           <w:b/>
           <w:i/>
           <w:color w:val="FF0000"/>
+          <w:sz w:val="24"/>
           <w:lang w:val="uk-UA"/>
         </w:rPr>
         <w:t>Вечірні молитви</w:t>
@@ -3247,6 +3249,7 @@
           <w:b/>
           <w:i/>
           <w:color w:val="FF0000"/>
+          <w:sz w:val="24"/>
           <w:lang w:val="uk-UA"/>
         </w:rPr>
         <w:t>Стихири</w:t>
@@ -4001,6 +4004,7 @@
           <w:b/>
           <w:i/>
           <w:color w:val="FF0000"/>
+          <w:sz w:val="24"/>
           <w:lang w:val="uk-UA"/>
         </w:rPr>
         <w:t>Прокімен</w:t>
@@ -4127,6 +4131,7 @@
           <w:b/>
           <w:i/>
           <w:color w:val="FF0000"/>
+          <w:sz w:val="24"/>
           <w:lang w:val="uk-UA"/>
         </w:rPr>
         <w:t>Сподоби, Господи</w:t>
@@ -4373,6 +4378,7 @@
           <w:b/>
           <w:i/>
           <w:color w:val="FF0000"/>
+          <w:sz w:val="24"/>
           <w:lang w:val="uk-UA"/>
         </w:rPr>
         <w:t>Прохальна єктенія</w:t>
@@ -5636,6 +5642,7 @@
           <w:b/>
           <w:i/>
           <w:color w:val="FF0000"/>
+          <w:sz w:val="24"/>
           <w:lang w:val="uk-UA"/>
         </w:rPr>
         <w:t>Пісня Симеона</w:t>
@@ -5999,6 +6006,7 @@
           <w:b/>
           <w:i/>
           <w:color w:val="FF0000"/>
+          <w:sz w:val="24"/>
           <w:lang w:val="uk-UA"/>
         </w:rPr>
         <w:t>Тропарі</w:t>
@@ -6142,6 +6150,7 @@
           <w:b/>
           <w:i/>
           <w:color w:val="FF0000"/>
+          <w:sz w:val="24"/>
           <w:lang w:val="uk-UA"/>
         </w:rPr>
         <w:t>Єктенія усильного благання</w:t>
@@ -7045,6 +7054,7 @@
           <w:b/>
           <w:i/>
           <w:color w:val="FF0000"/>
+          <w:sz w:val="24"/>
           <w:lang w:val="uk-UA"/>
         </w:rPr>
         <w:t>Після Вечірні</w:t>
@@ -7153,6 +7163,7 @@
         <w:rPr>
           <w:rFonts w:ascii="Times New Roman" w:hAnsi="Times New Roman" w:cs="Times New Roman"/>
           <w:b/>
+          <w:sz w:val="24"/>
         </w:rPr>
         <w:t>УТРЕНЯ</w:t>
       </w:r>
@@ -9779,6 +9790,7 @@
           <w:b/>
           <w:i/>
           <w:color w:val="FF0000"/>
+          <w:sz w:val="24"/>
           <w:lang w:val="uk-UA"/>
         </w:rPr>
         <w:t>Утренні молитви</w:t>
@@ -11097,6 +11109,7 @@
           <w:b/>
           <w:i/>
           <w:color w:val="FF0000"/>
+          <w:sz w:val="24"/>
           <w:lang w:val="uk-UA"/>
         </w:rPr>
         <w:t>Бог Господь...</w:t>
@@ -11106,6 +11119,7 @@
           <w:rFonts w:ascii="Times New Roman" w:hAnsi="Times New Roman"/>
           <w:i/>
           <w:color w:val="FF0000"/>
+          <w:sz w:val="24"/>
           <w:lang w:val="uk-UA"/>
         </w:rPr>
         <w:t xml:space="preserve"> (Пс. 117), глас 4</w:t>
@@ -11350,6 +11364,7 @@
           <w:b/>
           <w:i/>
           <w:color w:val="FF0000"/>
+          <w:sz w:val="24"/>
           <w:lang w:val="uk-UA"/>
         </w:rPr>
         <w:t>Тропарі</w:t>
@@ -11586,6 +11601,7 @@
           <w:b/>
           <w:i/>
           <w:color w:val="FF0000"/>
+          <w:sz w:val="24"/>
           <w:lang w:val="uk-UA"/>
         </w:rPr>
         <w:t>Мала єктенія</w:t>
@@ -11907,6 +11923,7 @@
           <w:b/>
           <w:i/>
           <w:color w:val="FF0000"/>
+          <w:sz w:val="24"/>
           <w:lang w:val="uk-UA"/>
         </w:rPr>
         <w:t>Перший сідальний</w:t>
@@ -12067,6 +12084,7 @@
           <w:b/>
           <w:i/>
           <w:color w:val="FF0000"/>
+          <w:sz w:val="24"/>
           <w:lang w:val="uk-UA"/>
         </w:rPr>
         <w:t>Мала єктенія</w:t>
@@ -12388,6 +12406,7 @@
           <w:b/>
           <w:i/>
           <w:color w:val="FF0000"/>
+          <w:sz w:val="24"/>
           <w:lang w:val="uk-UA"/>
         </w:rPr>
         <w:t>Другий сідальний</w:t>
@@ -12517,6 +12536,7 @@
           <w:b/>
           <w:i/>
           <w:color w:val="FF0000"/>
+          <w:sz w:val="24"/>
           <w:lang w:val="uk-UA"/>
         </w:rPr>
         <w:t>Псалом 50</w:t>
@@ -13488,6 +13508,7 @@
           <w:b/>
           <w:i/>
           <w:color w:val="FF0000"/>
+          <w:sz w:val="24"/>
           <w:lang w:val="uk-UA"/>
         </w:rPr>
         <w:t>Мала єктенія</w:t>
@@ -14410,6 +14431,7 @@
           <w:b/>
           <w:i/>
           <w:color w:val="FF0000"/>
+          <w:sz w:val="24"/>
           <w:lang w:val="uk-UA"/>
         </w:rPr>
         <w:t>Мала єктенія</w:t>
@@ -15298,6 +15320,7 @@
           <w:b/>
           <w:i/>
           <w:color w:val="FF0000"/>
+          <w:sz w:val="24"/>
           <w:lang w:val="uk-UA"/>
         </w:rPr>
         <w:t>Пісня Богородиці</w:t>
@@ -15799,6 +15822,7 @@
           <w:b/>
           <w:i/>
           <w:color w:val="FF0000"/>
+          <w:sz w:val="24"/>
           <w:lang w:val="uk-UA"/>
         </w:rPr>
         <w:t>Мала єктенія</w:t>
@@ -16120,6 +16144,7 @@
           <w:b/>
           <w:i/>
           <w:color w:val="FF0000"/>
+          <w:sz w:val="24"/>
           <w:lang w:val="uk-UA"/>
         </w:rPr>
         <w:t>Світильний</w:t>
@@ -16886,6 +16911,7 @@
           <w:b/>
           <w:i/>
           <w:color w:val="FF0000"/>
+          <w:sz w:val="24"/>
           <w:lang w:val="uk-UA"/>
         </w:rPr>
         <w:t>Мале славослов'я</w:t>
@@ -17463,6 +17489,7 @@
           <w:b/>
           <w:i/>
           <w:color w:val="FF0000"/>
+          <w:sz w:val="24"/>
           <w:lang w:val="uk-UA"/>
         </w:rPr>
         <w:t>Прохальна єктенія</w:t>
@@ -19023,6 +19050,7 @@
           <w:b/>
           <w:i/>
           <w:color w:val="FF0000"/>
+          <w:sz w:val="24"/>
           <w:lang w:val="uk-UA"/>
         </w:rPr>
         <w:t>Тропарі</w:t>
@@ -19154,6 +19182,7 @@
           <w:b/>
           <w:i/>
           <w:color w:val="FF0000"/>
+          <w:sz w:val="24"/>
           <w:lang w:val="uk-UA"/>
         </w:rPr>
         <w:t>Єктенія усильного благання</w:t>
